--- a/07-relatorio/relatorio.docx
+++ b/07-relatorio/relatorio.docx
@@ -40700,7 +40700,7 @@
           <w:rPr>
             <w:rStyle w:val="Hyperlink"/>
           </w:rPr>
-          <w:t xml:space="preserve">https://felipelmc.github.io/pesquisas-eleitorais-rs/</w:t>
+          <w:t xml:space="preserve">https://felipelamarca.com/pesquisas-eleitorais-rs/</w:t>
         </w:r>
       </w:hyperlink>
       <w:r>
